--- a/PRP申請書類 自動転記ツール/99_data/テンプレート/2種関節系PRP/14 再生医療等の内容をできる限り平易な表現を用いて記載したもの（2種）.docx
+++ b/PRP申請書類 自動転記ツール/99_data/テンプレート/2種関節系PRP/14 再生医療等の内容をできる限り平易な表現を用いて記載したもの（2種）.docx
@@ -692,7 +692,7 @@
               </wp:anchor>
             </w:drawing>
           </mc:Choice>
-          <mc:Fallback xmlns:w16se="http://schemas.microsoft.com/office/word/2015/wordml/symex" xmlns:w16sdtfl="http://schemas.microsoft.com/office/word/2024/wordml/sdtformatlock" xmlns:w16sdtdh="http://schemas.microsoft.com/office/word/2020/wordml/sdtdatahash" xmlns:w16du="http://schemas.microsoft.com/office/word/2023/wordml/word16du" xmlns:w16="http://schemas.microsoft.com/office/word/2018/wordml" xmlns:w16cid="http://schemas.microsoft.com/office/word/2016/wordml/cid" xmlns:w16cex="http://schemas.microsoft.com/office/word/2018/wordml/cex" xmlns:w15="http://schemas.microsoft.com/office/word/2012/wordml" xmlns:oel="http://schemas.microsoft.com/office/2019/extlst" xmlns:am3d="http://schemas.microsoft.com/office/drawing/2017/model3d" xmlns:aink="http://schemas.microsoft.com/office/drawing/2016/ink" xmlns:cx8="http://schemas.microsoft.com/office/drawing/2016/5/14/chartex" xmlns:cx7="http://schemas.microsoft.com/office/drawing/2016/5/13/chartex" xmlns:cx6="http://schemas.microsoft.com/office/drawing/2016/5/12/chartex" xmlns:cx5="http://schemas.microsoft.com/office/drawing/2016/5/11/chartex" xmlns:cx4="http://schemas.microsoft.com/office/drawing/2016/5/10/chartex" xmlns:cx3="http://schemas.microsoft.com/office/drawing/2016/5/9/chartex" xmlns:cx2="http://schemas.microsoft.com/office/drawing/2015/10/21/chartex" xmlns:cx1="http://schemas.microsoft.com/office/drawing/2015/9/8/chartex" xmlns:cx="http://schemas.microsoft.com/office/drawing/2014/chartex">
+          <mc:Fallback xmlns:cx="http://schemas.microsoft.com/office/drawing/2014/chartex" xmlns:cx1="http://schemas.microsoft.com/office/drawing/2015/9/8/chartex" xmlns:cx2="http://schemas.microsoft.com/office/drawing/2015/10/21/chartex" xmlns:cx3="http://schemas.microsoft.com/office/drawing/2016/5/9/chartex" xmlns:cx4="http://schemas.microsoft.com/office/drawing/2016/5/10/chartex" xmlns:cx5="http://schemas.microsoft.com/office/drawing/2016/5/11/chartex" xmlns:cx6="http://schemas.microsoft.com/office/drawing/2016/5/12/chartex" xmlns:cx7="http://schemas.microsoft.com/office/drawing/2016/5/13/chartex" xmlns:cx8="http://schemas.microsoft.com/office/drawing/2016/5/14/chartex" xmlns:aink="http://schemas.microsoft.com/office/drawing/2016/ink" xmlns:am3d="http://schemas.microsoft.com/office/drawing/2017/model3d" xmlns:oel="http://schemas.microsoft.com/office/2019/extlst" xmlns:w15="http://schemas.microsoft.com/office/word/2012/wordml" xmlns:w16cex="http://schemas.microsoft.com/office/word/2018/wordml/cex" xmlns:w16cid="http://schemas.microsoft.com/office/word/2016/wordml/cid" xmlns:w16="http://schemas.microsoft.com/office/word/2018/wordml" xmlns:w16du="http://schemas.microsoft.com/office/word/2023/wordml/word16du" xmlns:w16sdtdh="http://schemas.microsoft.com/office/word/2020/wordml/sdtdatahash" xmlns:w16sdtfl="http://schemas.microsoft.com/office/word/2024/wordml/sdtformatlock" xmlns:w16se="http://schemas.microsoft.com/office/word/2015/wordml/symex">
             <w:pict>
               <v:oval w14:anchorId="029562DD" id="円/楕円 290" o:spid="_x0000_s1026" style="position:absolute;margin-left:339.8pt;margin-top:123.85pt;width:108pt;height:46pt;z-index:-251638784;visibility:visible;mso-wrap-style:square;mso-width-percent:0;mso-height-percent:0;mso-wrap-distance-left:9pt;mso-wrap-distance-top:0;mso-wrap-distance-right:9pt;mso-wrap-distance-bottom:0;mso-position-horizontal:absolute;mso-position-horizontal-relative:text;mso-position-vertical:absolute;mso-position-vertical-relative:text;mso-width-percent:0;mso-height-percent:0;mso-width-relative:page;mso-height-relative:page;v-text-anchor:middle" o:gfxdata="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" fillcolor="#eaf1dd [662]" stroked="f" strokeweight="2pt">
                 <v:fill opacity="32896f"/>
@@ -783,7 +783,7 @@
               </wp:anchor>
             </w:drawing>
           </mc:Choice>
-          <mc:Fallback xmlns:w16se="http://schemas.microsoft.com/office/word/2015/wordml/symex" xmlns:w16sdtfl="http://schemas.microsoft.com/office/word/2024/wordml/sdtformatlock" xmlns:w16sdtdh="http://schemas.microsoft.com/office/word/2020/wordml/sdtdatahash" xmlns:w16du="http://schemas.microsoft.com/office/word/2023/wordml/word16du" xmlns:w16="http://schemas.microsoft.com/office/word/2018/wordml" xmlns:w16cid="http://schemas.microsoft.com/office/word/2016/wordml/cid" xmlns:w16cex="http://schemas.microsoft.com/office/word/2018/wordml/cex" xmlns:w15="http://schemas.microsoft.com/office/word/2012/wordml" xmlns:oel="http://schemas.microsoft.com/office/2019/extlst" xmlns:am3d="http://schemas.microsoft.com/office/drawing/2017/model3d" xmlns:aink="http://schemas.microsoft.com/office/drawing/2016/ink" xmlns:cx8="http://schemas.microsoft.com/office/drawing/2016/5/14/chartex" xmlns:cx7="http://schemas.microsoft.com/office/drawing/2016/5/13/chartex" xmlns:cx6="http://schemas.microsoft.com/office/drawing/2016/5/12/chartex" xmlns:cx5="http://schemas.microsoft.com/office/drawing/2016/5/11/chartex" xmlns:cx4="http://schemas.microsoft.com/office/drawing/2016/5/10/chartex" xmlns:cx3="http://schemas.microsoft.com/office/drawing/2016/5/9/chartex" xmlns:cx2="http://schemas.microsoft.com/office/drawing/2015/10/21/chartex" xmlns:cx1="http://schemas.microsoft.com/office/drawing/2015/9/8/chartex" xmlns:cx="http://schemas.microsoft.com/office/drawing/2014/chartex">
+          <mc:Fallback xmlns:cx="http://schemas.microsoft.com/office/drawing/2014/chartex" xmlns:cx1="http://schemas.microsoft.com/office/drawing/2015/9/8/chartex" xmlns:cx2="http://schemas.microsoft.com/office/drawing/2015/10/21/chartex" xmlns:cx3="http://schemas.microsoft.com/office/drawing/2016/5/9/chartex" xmlns:cx4="http://schemas.microsoft.com/office/drawing/2016/5/10/chartex" xmlns:cx5="http://schemas.microsoft.com/office/drawing/2016/5/11/chartex" xmlns:cx6="http://schemas.microsoft.com/office/drawing/2016/5/12/chartex" xmlns:cx7="http://schemas.microsoft.com/office/drawing/2016/5/13/chartex" xmlns:cx8="http://schemas.microsoft.com/office/drawing/2016/5/14/chartex" xmlns:aink="http://schemas.microsoft.com/office/drawing/2016/ink" xmlns:am3d="http://schemas.microsoft.com/office/drawing/2017/model3d" xmlns:oel="http://schemas.microsoft.com/office/2019/extlst" xmlns:w15="http://schemas.microsoft.com/office/word/2012/wordml" xmlns:w16cex="http://schemas.microsoft.com/office/word/2018/wordml/cex" xmlns:w16cid="http://schemas.microsoft.com/office/word/2016/wordml/cid" xmlns:w16="http://schemas.microsoft.com/office/word/2018/wordml" xmlns:w16du="http://schemas.microsoft.com/office/word/2023/wordml/word16du" xmlns:w16sdtdh="http://schemas.microsoft.com/office/word/2020/wordml/sdtdatahash" xmlns:w16sdtfl="http://schemas.microsoft.com/office/word/2024/wordml/sdtformatlock" xmlns:w16se="http://schemas.microsoft.com/office/word/2015/wordml/symex">
             <w:pict>
               <v:oval w14:anchorId="3F94B4A9" id="円/楕円 289" o:spid="_x0000_s1026" style="position:absolute;margin-left:166.45pt;margin-top:128.85pt;width:108pt;height:46pt;z-index:-251639808;visibility:visible;mso-wrap-style:square;mso-width-percent:0;mso-height-percent:0;mso-wrap-distance-left:9pt;mso-wrap-distance-top:0;mso-wrap-distance-right:9pt;mso-wrap-distance-bottom:0;mso-position-horizontal:absolute;mso-position-horizontal-relative:text;mso-position-vertical:absolute;mso-position-vertical-relative:text;mso-width-percent:0;mso-height-percent:0;mso-width-relative:page;mso-height-relative:page;v-text-anchor:middle" o:gfxdata="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" fillcolor="#eaf1dd [662]" stroked="f" strokeweight="2pt">
                 <v:fill opacity="32896f"/>
@@ -876,7 +876,7 @@
               </wp:anchor>
             </w:drawing>
           </mc:Choice>
-          <mc:Fallback xmlns:w16se="http://schemas.microsoft.com/office/word/2015/wordml/symex" xmlns:w16sdtfl="http://schemas.microsoft.com/office/word/2024/wordml/sdtformatlock" xmlns:w16sdtdh="http://schemas.microsoft.com/office/word/2020/wordml/sdtdatahash" xmlns:w16du="http://schemas.microsoft.com/office/word/2023/wordml/word16du" xmlns:w16="http://schemas.microsoft.com/office/word/2018/wordml" xmlns:w16cid="http://schemas.microsoft.com/office/word/2016/wordml/cid" xmlns:w16cex="http://schemas.microsoft.com/office/word/2018/wordml/cex" xmlns:w15="http://schemas.microsoft.com/office/word/2012/wordml" xmlns:oel="http://schemas.microsoft.com/office/2019/extlst" xmlns:am3d="http://schemas.microsoft.com/office/drawing/2017/model3d" xmlns:aink="http://schemas.microsoft.com/office/drawing/2016/ink" xmlns:cx8="http://schemas.microsoft.com/office/drawing/2016/5/14/chartex" xmlns:cx7="http://schemas.microsoft.com/office/drawing/2016/5/13/chartex" xmlns:cx6="http://schemas.microsoft.com/office/drawing/2016/5/12/chartex" xmlns:cx5="http://schemas.microsoft.com/office/drawing/2016/5/11/chartex" xmlns:cx4="http://schemas.microsoft.com/office/drawing/2016/5/10/chartex" xmlns:cx3="http://schemas.microsoft.com/office/drawing/2016/5/9/chartex" xmlns:cx2="http://schemas.microsoft.com/office/drawing/2015/10/21/chartex" xmlns:cx1="http://schemas.microsoft.com/office/drawing/2015/9/8/chartex" xmlns:cx="http://schemas.microsoft.com/office/drawing/2014/chartex">
+          <mc:Fallback xmlns:cx="http://schemas.microsoft.com/office/drawing/2014/chartex" xmlns:cx1="http://schemas.microsoft.com/office/drawing/2015/9/8/chartex" xmlns:cx2="http://schemas.microsoft.com/office/drawing/2015/10/21/chartex" xmlns:cx3="http://schemas.microsoft.com/office/drawing/2016/5/9/chartex" xmlns:cx4="http://schemas.microsoft.com/office/drawing/2016/5/10/chartex" xmlns:cx5="http://schemas.microsoft.com/office/drawing/2016/5/11/chartex" xmlns:cx6="http://schemas.microsoft.com/office/drawing/2016/5/12/chartex" xmlns:cx7="http://schemas.microsoft.com/office/drawing/2016/5/13/chartex" xmlns:cx8="http://schemas.microsoft.com/office/drawing/2016/5/14/chartex" xmlns:aink="http://schemas.microsoft.com/office/drawing/2016/ink" xmlns:am3d="http://schemas.microsoft.com/office/drawing/2017/model3d" xmlns:oel="http://schemas.microsoft.com/office/2019/extlst" xmlns:w15="http://schemas.microsoft.com/office/word/2012/wordml" xmlns:w16cex="http://schemas.microsoft.com/office/word/2018/wordml/cex" xmlns:w16cid="http://schemas.microsoft.com/office/word/2016/wordml/cid" xmlns:w16="http://schemas.microsoft.com/office/word/2018/wordml" xmlns:w16du="http://schemas.microsoft.com/office/word/2023/wordml/word16du" xmlns:w16sdtdh="http://schemas.microsoft.com/office/word/2020/wordml/sdtdatahash" xmlns:w16sdtfl="http://schemas.microsoft.com/office/word/2024/wordml/sdtformatlock" xmlns:w16se="http://schemas.microsoft.com/office/word/2015/wordml/symex">
             <w:pict>
               <v:oval w14:anchorId="6AE6AC17" id="円/楕円 5" o:spid="_x0000_s1026" style="position:absolute;margin-left:290.35pt;margin-top:-7.65pt;width:47.05pt;height:65.05pt;rotation:-7753221fd;z-index:251678720;visibility:visible;mso-wrap-style:square;mso-width-percent:0;mso-height-percent:0;mso-wrap-distance-left:9pt;mso-wrap-distance-top:0;mso-wrap-distance-right:9pt;mso-wrap-distance-bottom:0;mso-position-horizontal:absolute;mso-position-horizontal-relative:text;mso-position-vertical:absolute;mso-position-vertical-relative:text;mso-width-percent:0;mso-height-percent:0;mso-width-relative:page;mso-height-relative:page;v-text-anchor:middle" o:gfxdata="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" fillcolor="#fbd4b4 [1305]" stroked="f" strokeweight="2pt">
                 <v:fill opacity="31354f"/>
@@ -1129,16 +1129,16 @@
         <mc:AlternateContent>
           <mc:Choice Requires="wps">
             <w:drawing>
-              <wp:anchor distT="0" distB="0" distL="114300" distR="114300" simplePos="0" relativeHeight="251658240" behindDoc="0" locked="0" layoutInCell="1" allowOverlap="1" wp14:anchorId="1E6429FC" wp14:editId="26E6E712">
+              <wp:anchor distT="0" distB="0" distL="114300" distR="114300" simplePos="0" relativeHeight="251658240" behindDoc="0" locked="0" layoutInCell="1" allowOverlap="1" wp14:anchorId="1E6429FC" wp14:editId="5F2D7454">
                 <wp:simplePos x="0" y="0"/>
                 <wp:positionH relativeFrom="column">
-                  <wp:posOffset>65728</wp:posOffset>
+                  <wp:posOffset>67310</wp:posOffset>
                 </wp:positionH>
                 <wp:positionV relativeFrom="paragraph">
-                  <wp:posOffset>66136</wp:posOffset>
+                  <wp:posOffset>68581</wp:posOffset>
                 </wp:positionV>
-                <wp:extent cx="1742536" cy="888521"/>
-                <wp:effectExtent l="0" t="0" r="0" b="6985"/>
+                <wp:extent cx="1742536" cy="553720"/>
+                <wp:effectExtent l="0" t="0" r="0" b="0"/>
                 <wp:wrapNone/>
                 <wp:docPr id="11" name="テキスト ボックス 11"/>
                 <wp:cNvGraphicFramePr>
@@ -1153,7 +1153,7 @@
                       <wps:spPr>
                         <a:xfrm>
                           <a:off x="0" y="0"/>
-                          <a:ext cx="1742536" cy="888521"/>
+                          <a:ext cx="1742536" cy="553720"/>
                         </a:xfrm>
                         <a:prstGeom prst="rect">
                           <a:avLst/>
@@ -1213,6 +1213,8 @@
                               <w:ind w:leftChars="0" w:left="210" w:hangingChars="100" w:hanging="210"/>
                               <w:rPr>
                                 <w:rFonts w:ascii="メイリオ" w:eastAsia="メイリオ" w:hAnsi="メイリオ" w:cs="メイリオ"/>
+                                <w:sz w:val="20"/>
+                                <w:szCs w:val="20"/>
                               </w:rPr>
                             </w:pPr>
                             <w:r>
@@ -1229,64 +1231,11 @@
                               </w:rPr>
                               <w:t>{{必要な採血量}}</w:t>
                             </w:r>
-                            <w:bookmarkStart w:id="0" w:name="_GoBack"/>
-                            <w:bookmarkEnd w:id="0"/>
                             <w:r>
                               <w:rPr>
                                 <w:rFonts w:ascii="メイリオ" w:eastAsia="メイリオ" w:hAnsi="メイリオ" w:cs="メイリオ" w:hint="eastAsia"/>
                               </w:rPr>
                               <w:t>取ります。</w:t>
-                            </w:r>
-                          </w:p>
-                          <w:p>
-                            <w:pPr>
-                              <w:spacing w:line="240" w:lineRule="exact"/>
-                              <w:ind w:left="200" w:hangingChars="100" w:hanging="200"/>
-                              <w:rPr>
-                                <w:rFonts w:ascii="メイリオ" w:eastAsia="メイリオ" w:hAnsi="メイリオ" w:cs="メイリオ"/>
-                                <w:sz w:val="20"/>
-                                <w:szCs w:val="20"/>
-                              </w:rPr>
-                            </w:pPr>
-                            <w:r>
-                              <w:rPr>
-                                <w:rFonts w:ascii="メイリオ" w:eastAsia="メイリオ" w:hAnsi="メイリオ" w:cs="メイリオ" w:hint="eastAsia"/>
-                                <w:sz w:val="20"/>
-                                <w:szCs w:val="20"/>
-                              </w:rPr>
-                              <w:t>※</w:t>
-                            </w:r>
-                            <w:r>
-                              <w:rPr>
-                                <w:rFonts w:ascii="メイリオ" w:eastAsia="メイリオ" w:hAnsi="メイリオ" w:cs="メイリオ" w:hint="eastAsia"/>
-                                <w:sz w:val="20"/>
-                                <w:szCs w:val="20"/>
-                              </w:rPr>
-                              <w:t>採血量は</w:t>
-                            </w:r>
-                            <w:r>
-                              <w:rPr>
-                                <w:rFonts w:ascii="メイリオ" w:eastAsia="メイリオ" w:hAnsi="メイリオ" w:cs="メイリオ" w:hint="eastAsia"/>
-                                <w:sz w:val="20"/>
-                                <w:szCs w:val="20"/>
-                              </w:rPr>
-                              <w:t>選択</w:t>
-                            </w:r>
-                            <w:r>
-                              <w:rPr>
-                                <w:rFonts w:ascii="メイリオ" w:eastAsia="メイリオ" w:hAnsi="メイリオ" w:cs="メイリオ" w:hint="eastAsia"/>
-                                <w:sz w:val="20"/>
-                                <w:szCs w:val="20"/>
-                              </w:rPr>
-                              <w:t>キット毎に</w:t>
-                            </w:r>
-                            <w:r>
-                              <w:rPr>
-                                <w:rFonts w:ascii="メイリオ" w:eastAsia="メイリオ" w:hAnsi="メイリオ" w:cs="メイリオ" w:hint="eastAsia"/>
-                                <w:sz w:val="20"/>
-                                <w:szCs w:val="20"/>
-                              </w:rPr>
-                              <w:t>異なります。</w:t>
                             </w:r>
                           </w:p>
                         </w:txbxContent>
@@ -1315,7 +1264,7 @@
                 <v:stroke joinstyle="miter"/>
                 <v:path gradientshapeok="t" o:connecttype="rect"/>
               </v:shapetype>
-              <v:shape id="テキスト ボックス 11" o:spid="_x0000_s1026" type="#_x0000_t202" style="position:absolute;margin-left:5.2pt;margin-top:5.2pt;width:137.2pt;height:69.95pt;z-index:251658240;visibility:visible;mso-wrap-style:square;mso-width-percent:0;mso-height-percent:0;mso-wrap-distance-left:9pt;mso-wrap-distance-top:0;mso-wrap-distance-right:9pt;mso-wrap-distance-bottom:0;mso-position-horizontal:absolute;mso-position-horizontal-relative:text;mso-position-vertical:absolute;mso-position-vertical-relative:text;mso-width-percent:0;mso-height-percent:0;mso-width-relative:page;mso-height-relative:page;v-text-anchor:top" o:gfxdata="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" filled="f" stroked="f" strokeweight=".5pt">
+              <v:shape id="テキスト ボックス 11" o:spid="_x0000_s1026" type="#_x0000_t202" style="position:absolute;margin-left:5.3pt;margin-top:5.4pt;width:137.2pt;height:43.6pt;z-index:251658240;visibility:visible;mso-wrap-style:square;mso-width-percent:0;mso-height-percent:0;mso-wrap-distance-left:9pt;mso-wrap-distance-top:0;mso-wrap-distance-right:9pt;mso-wrap-distance-bottom:0;mso-position-horizontal:absolute;mso-position-horizontal-relative:text;mso-position-vertical:absolute;mso-position-vertical-relative:text;mso-width-percent:0;mso-height-percent:0;mso-width-relative:page;mso-height-relative:page;v-text-anchor:top" o:gfxdata="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" filled="f" stroked="f" strokeweight=".5pt">
                 <v:path arrowok="t"/>
                 <v:textbox>
                   <w:txbxContent>
@@ -1352,6 +1301,8 @@
                         <w:ind w:leftChars="0" w:left="210" w:hangingChars="100" w:hanging="210"/>
                         <w:rPr>
                           <w:rFonts w:ascii="メイリオ" w:eastAsia="メイリオ" w:hAnsi="メイリオ" w:cs="メイリオ"/>
+                          <w:sz w:val="20"/>
+                          <w:szCs w:val="20"/>
                         </w:rPr>
                       </w:pPr>
                       <w:r>
@@ -1368,64 +1319,11 @@
                         </w:rPr>
                         <w:t>{{必要な採血量}}</w:t>
                       </w:r>
-                      <w:bookmarkStart w:id="1" w:name="_GoBack"/>
-                      <w:bookmarkEnd w:id="1"/>
                       <w:r>
                         <w:rPr>
                           <w:rFonts w:ascii="メイリオ" w:eastAsia="メイリオ" w:hAnsi="メイリオ" w:cs="メイリオ" w:hint="eastAsia"/>
                         </w:rPr>
                         <w:t>取ります。</w:t>
-                      </w:r>
-                    </w:p>
-                    <w:p>
-                      <w:pPr>
-                        <w:spacing w:line="240" w:lineRule="exact"/>
-                        <w:ind w:left="200" w:hangingChars="100" w:hanging="200"/>
-                        <w:rPr>
-                          <w:rFonts w:ascii="メイリオ" w:eastAsia="メイリオ" w:hAnsi="メイリオ" w:cs="メイリオ"/>
-                          <w:sz w:val="20"/>
-                          <w:szCs w:val="20"/>
-                        </w:rPr>
-                      </w:pPr>
-                      <w:r>
-                        <w:rPr>
-                          <w:rFonts w:ascii="メイリオ" w:eastAsia="メイリオ" w:hAnsi="メイリオ" w:cs="メイリオ" w:hint="eastAsia"/>
-                          <w:sz w:val="20"/>
-                          <w:szCs w:val="20"/>
-                        </w:rPr>
-                        <w:t>※</w:t>
-                      </w:r>
-                      <w:r>
-                        <w:rPr>
-                          <w:rFonts w:ascii="メイリオ" w:eastAsia="メイリオ" w:hAnsi="メイリオ" w:cs="メイリオ" w:hint="eastAsia"/>
-                          <w:sz w:val="20"/>
-                          <w:szCs w:val="20"/>
-                        </w:rPr>
-                        <w:t>採血量は</w:t>
-                      </w:r>
-                      <w:r>
-                        <w:rPr>
-                          <w:rFonts w:ascii="メイリオ" w:eastAsia="メイリオ" w:hAnsi="メイリオ" w:cs="メイリオ" w:hint="eastAsia"/>
-                          <w:sz w:val="20"/>
-                          <w:szCs w:val="20"/>
-                        </w:rPr>
-                        <w:t>選択</w:t>
-                      </w:r>
-                      <w:r>
-                        <w:rPr>
-                          <w:rFonts w:ascii="メイリオ" w:eastAsia="メイリオ" w:hAnsi="メイリオ" w:cs="メイリオ" w:hint="eastAsia"/>
-                          <w:sz w:val="20"/>
-                          <w:szCs w:val="20"/>
-                        </w:rPr>
-                        <w:t>キット毎に</w:t>
-                      </w:r>
-                      <w:r>
-                        <w:rPr>
-                          <w:rFonts w:ascii="メイリオ" w:eastAsia="メイリオ" w:hAnsi="メイリオ" w:cs="メイリオ" w:hint="eastAsia"/>
-                          <w:sz w:val="20"/>
-                          <w:szCs w:val="20"/>
-                        </w:rPr>
-                        <w:t>異なります。</w:t>
                       </w:r>
                     </w:p>
                   </w:txbxContent>
@@ -1547,7 +1445,7 @@
               </wp:anchor>
             </w:drawing>
           </mc:Choice>
-          <mc:Fallback xmlns:w16se="http://schemas.microsoft.com/office/word/2015/wordml/symex" xmlns:w16sdtfl="http://schemas.microsoft.com/office/word/2024/wordml/sdtformatlock" xmlns:w16sdtdh="http://schemas.microsoft.com/office/word/2020/wordml/sdtdatahash" xmlns:w16du="http://schemas.microsoft.com/office/word/2023/wordml/word16du" xmlns:w16="http://schemas.microsoft.com/office/word/2018/wordml" xmlns:w16cid="http://schemas.microsoft.com/office/word/2016/wordml/cid" xmlns:w16cex="http://schemas.microsoft.com/office/word/2018/wordml/cex" xmlns:w15="http://schemas.microsoft.com/office/word/2012/wordml" xmlns:oel="http://schemas.microsoft.com/office/2019/extlst" xmlns:am3d="http://schemas.microsoft.com/office/drawing/2017/model3d" xmlns:aink="http://schemas.microsoft.com/office/drawing/2016/ink" xmlns:cx8="http://schemas.microsoft.com/office/drawing/2016/5/14/chartex" xmlns:cx7="http://schemas.microsoft.com/office/drawing/2016/5/13/chartex" xmlns:cx6="http://schemas.microsoft.com/office/drawing/2016/5/12/chartex" xmlns:cx5="http://schemas.microsoft.com/office/drawing/2016/5/11/chartex" xmlns:cx4="http://schemas.microsoft.com/office/drawing/2016/5/10/chartex" xmlns:cx3="http://schemas.microsoft.com/office/drawing/2016/5/9/chartex" xmlns:cx2="http://schemas.microsoft.com/office/drawing/2015/10/21/chartex" xmlns:cx1="http://schemas.microsoft.com/office/drawing/2015/9/8/chartex" xmlns:cx="http://schemas.microsoft.com/office/drawing/2014/chartex">
+          <mc:Fallback xmlns:cx="http://schemas.microsoft.com/office/drawing/2014/chartex" xmlns:cx1="http://schemas.microsoft.com/office/drawing/2015/9/8/chartex" xmlns:cx2="http://schemas.microsoft.com/office/drawing/2015/10/21/chartex" xmlns:cx3="http://schemas.microsoft.com/office/drawing/2016/5/9/chartex" xmlns:cx4="http://schemas.microsoft.com/office/drawing/2016/5/10/chartex" xmlns:cx5="http://schemas.microsoft.com/office/drawing/2016/5/11/chartex" xmlns:cx6="http://schemas.microsoft.com/office/drawing/2016/5/12/chartex" xmlns:cx7="http://schemas.microsoft.com/office/drawing/2016/5/13/chartex" xmlns:cx8="http://schemas.microsoft.com/office/drawing/2016/5/14/chartex" xmlns:aink="http://schemas.microsoft.com/office/drawing/2016/ink" xmlns:am3d="http://schemas.microsoft.com/office/drawing/2017/model3d" xmlns:oel="http://schemas.microsoft.com/office/2019/extlst" xmlns:w15="http://schemas.microsoft.com/office/word/2012/wordml" xmlns:w16cex="http://schemas.microsoft.com/office/word/2018/wordml/cex" xmlns:w16cid="http://schemas.microsoft.com/office/word/2016/wordml/cid" xmlns:w16="http://schemas.microsoft.com/office/word/2018/wordml" xmlns:w16du="http://schemas.microsoft.com/office/word/2023/wordml/word16du" xmlns:w16sdtdh="http://schemas.microsoft.com/office/word/2020/wordml/sdtdatahash" xmlns:w16sdtfl="http://schemas.microsoft.com/office/word/2024/wordml/sdtformatlock" xmlns:w16se="http://schemas.microsoft.com/office/word/2015/wordml/symex">
             <w:pict>
               <v:shape w14:anchorId="0B7CA17B" id="テキスト ボックス 7" o:spid="_x0000_s1027" type="#_x0000_t202" style="position:absolute;margin-left:340.4pt;margin-top:5.4pt;width:103.2pt;height:36pt;z-index:251660288;visibility:visible;mso-wrap-style:square;mso-width-percent:0;mso-height-percent:0;mso-wrap-distance-left:9pt;mso-wrap-distance-top:0;mso-wrap-distance-right:9pt;mso-wrap-distance-bottom:0;mso-position-horizontal:absolute;mso-position-horizontal-relative:text;mso-position-vertical:absolute;mso-position-vertical-relative:text;mso-width-percent:0;mso-height-percent:0;mso-width-relative:page;mso-height-relative:page;v-text-anchor:top" o:gfxdata="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" filled="f" stroked="f" strokeweight=".5pt">
                 <v:textbox>
@@ -1687,7 +1585,7 @@
               </wp:anchor>
             </w:drawing>
           </mc:Choice>
-          <mc:Fallback xmlns:w16se="http://schemas.microsoft.com/office/word/2015/wordml/symex" xmlns:w16sdtfl="http://schemas.microsoft.com/office/word/2024/wordml/sdtformatlock" xmlns:w16sdtdh="http://schemas.microsoft.com/office/word/2020/wordml/sdtdatahash" xmlns:w16du="http://schemas.microsoft.com/office/word/2023/wordml/word16du" xmlns:w16="http://schemas.microsoft.com/office/word/2018/wordml" xmlns:w16cid="http://schemas.microsoft.com/office/word/2016/wordml/cid" xmlns:w16cex="http://schemas.microsoft.com/office/word/2018/wordml/cex" xmlns:w15="http://schemas.microsoft.com/office/word/2012/wordml" xmlns:oel="http://schemas.microsoft.com/office/2019/extlst" xmlns:am3d="http://schemas.microsoft.com/office/drawing/2017/model3d" xmlns:aink="http://schemas.microsoft.com/office/drawing/2016/ink" xmlns:cx8="http://schemas.microsoft.com/office/drawing/2016/5/14/chartex" xmlns:cx7="http://schemas.microsoft.com/office/drawing/2016/5/13/chartex" xmlns:cx6="http://schemas.microsoft.com/office/drawing/2016/5/12/chartex" xmlns:cx5="http://schemas.microsoft.com/office/drawing/2016/5/11/chartex" xmlns:cx4="http://schemas.microsoft.com/office/drawing/2016/5/10/chartex" xmlns:cx3="http://schemas.microsoft.com/office/drawing/2016/5/9/chartex" xmlns:cx2="http://schemas.microsoft.com/office/drawing/2015/10/21/chartex" xmlns:cx1="http://schemas.microsoft.com/office/drawing/2015/9/8/chartex" xmlns:cx="http://schemas.microsoft.com/office/drawing/2014/chartex">
+          <mc:Fallback xmlns:cx="http://schemas.microsoft.com/office/drawing/2014/chartex" xmlns:cx1="http://schemas.microsoft.com/office/drawing/2015/9/8/chartex" xmlns:cx2="http://schemas.microsoft.com/office/drawing/2015/10/21/chartex" xmlns:cx3="http://schemas.microsoft.com/office/drawing/2016/5/9/chartex" xmlns:cx4="http://schemas.microsoft.com/office/drawing/2016/5/10/chartex" xmlns:cx5="http://schemas.microsoft.com/office/drawing/2016/5/11/chartex" xmlns:cx6="http://schemas.microsoft.com/office/drawing/2016/5/12/chartex" xmlns:cx7="http://schemas.microsoft.com/office/drawing/2016/5/13/chartex" xmlns:cx8="http://schemas.microsoft.com/office/drawing/2016/5/14/chartex" xmlns:aink="http://schemas.microsoft.com/office/drawing/2016/ink" xmlns:am3d="http://schemas.microsoft.com/office/drawing/2017/model3d" xmlns:oel="http://schemas.microsoft.com/office/2019/extlst" xmlns:w15="http://schemas.microsoft.com/office/word/2012/wordml" xmlns:w16cex="http://schemas.microsoft.com/office/word/2018/wordml/cex" xmlns:w16cid="http://schemas.microsoft.com/office/word/2016/wordml/cid" xmlns:w16="http://schemas.microsoft.com/office/word/2018/wordml" xmlns:w16du="http://schemas.microsoft.com/office/word/2023/wordml/word16du" xmlns:w16sdtdh="http://schemas.microsoft.com/office/word/2020/wordml/sdtdatahash" xmlns:w16sdtfl="http://schemas.microsoft.com/office/word/2024/wordml/sdtformatlock" xmlns:w16se="http://schemas.microsoft.com/office/word/2015/wordml/symex">
             <w:pict>
               <v:shape w14:anchorId="3D815E69" id="テキスト ボックス 19" o:spid="_x0000_s1028" type="#_x0000_t202" style="position:absolute;margin-left:159.5pt;margin-top:12pt;width:124.85pt;height:41.2pt;z-index:251656192;visibility:visible;mso-wrap-style:square;mso-width-percent:0;mso-height-percent:0;mso-wrap-distance-left:9pt;mso-wrap-distance-top:0;mso-wrap-distance-right:9pt;mso-wrap-distance-bottom:0;mso-position-horizontal:absolute;mso-position-horizontal-relative:text;mso-position-vertical:absolute;mso-position-vertical-relative:text;mso-width-percent:0;mso-height-percent:0;mso-width-relative:page;mso-height-relative:page;v-text-anchor:top" o:gfxdata="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" filled="f" stroked="f" strokeweight=".5pt">
                 <v:textbox>
@@ -1798,7 +1696,7 @@
               </wp:anchor>
             </w:drawing>
           </mc:Choice>
-          <mc:Fallback xmlns:w16se="http://schemas.microsoft.com/office/word/2015/wordml/symex" xmlns:w16sdtfl="http://schemas.microsoft.com/office/word/2024/wordml/sdtformatlock" xmlns:w16sdtdh="http://schemas.microsoft.com/office/word/2020/wordml/sdtdatahash" xmlns:w16du="http://schemas.microsoft.com/office/word/2023/wordml/word16du" xmlns:w16="http://schemas.microsoft.com/office/word/2018/wordml" xmlns:w16cid="http://schemas.microsoft.com/office/word/2016/wordml/cid" xmlns:w16cex="http://schemas.microsoft.com/office/word/2018/wordml/cex" xmlns:w15="http://schemas.microsoft.com/office/word/2012/wordml" xmlns:oel="http://schemas.microsoft.com/office/2019/extlst" xmlns:am3d="http://schemas.microsoft.com/office/drawing/2017/model3d" xmlns:aink="http://schemas.microsoft.com/office/drawing/2016/ink" xmlns:cx8="http://schemas.microsoft.com/office/drawing/2016/5/14/chartex" xmlns:cx7="http://schemas.microsoft.com/office/drawing/2016/5/13/chartex" xmlns:cx6="http://schemas.microsoft.com/office/drawing/2016/5/12/chartex" xmlns:cx5="http://schemas.microsoft.com/office/drawing/2016/5/11/chartex" xmlns:cx4="http://schemas.microsoft.com/office/drawing/2016/5/10/chartex" xmlns:cx3="http://schemas.microsoft.com/office/drawing/2016/5/9/chartex" xmlns:cx2="http://schemas.microsoft.com/office/drawing/2015/10/21/chartex" xmlns:cx1="http://schemas.microsoft.com/office/drawing/2015/9/8/chartex" xmlns:cx="http://schemas.microsoft.com/office/drawing/2014/chartex">
+          <mc:Fallback xmlns:cx="http://schemas.microsoft.com/office/drawing/2014/chartex" xmlns:cx1="http://schemas.microsoft.com/office/drawing/2015/9/8/chartex" xmlns:cx2="http://schemas.microsoft.com/office/drawing/2015/10/21/chartex" xmlns:cx3="http://schemas.microsoft.com/office/drawing/2016/5/9/chartex" xmlns:cx4="http://schemas.microsoft.com/office/drawing/2016/5/10/chartex" xmlns:cx5="http://schemas.microsoft.com/office/drawing/2016/5/11/chartex" xmlns:cx6="http://schemas.microsoft.com/office/drawing/2016/5/12/chartex" xmlns:cx7="http://schemas.microsoft.com/office/drawing/2016/5/13/chartex" xmlns:cx8="http://schemas.microsoft.com/office/drawing/2016/5/14/chartex" xmlns:aink="http://schemas.microsoft.com/office/drawing/2016/ink" xmlns:am3d="http://schemas.microsoft.com/office/drawing/2017/model3d" xmlns:oel="http://schemas.microsoft.com/office/2019/extlst" xmlns:w15="http://schemas.microsoft.com/office/word/2012/wordml" xmlns:w16cex="http://schemas.microsoft.com/office/word/2018/wordml/cex" xmlns:w16cid="http://schemas.microsoft.com/office/word/2016/wordml/cid" xmlns:w16="http://schemas.microsoft.com/office/word/2018/wordml" xmlns:w16du="http://schemas.microsoft.com/office/word/2023/wordml/word16du" xmlns:w16sdtdh="http://schemas.microsoft.com/office/word/2020/wordml/sdtdatahash" xmlns:w16sdtfl="http://schemas.microsoft.com/office/word/2024/wordml/sdtformatlock" xmlns:w16se="http://schemas.microsoft.com/office/word/2015/wordml/symex">
             <w:pict>
               <v:oval w14:anchorId="4CAB8714" id="円/楕円 288" o:spid="_x0000_s1026" style="position:absolute;margin-left:5.9pt;margin-top:1.4pt;width:108pt;height:46pt;z-index:-251640832;visibility:visible;mso-wrap-style:square;mso-width-percent:0;mso-height-percent:0;mso-wrap-distance-left:9pt;mso-wrap-distance-top:0;mso-wrap-distance-right:9pt;mso-wrap-distance-bottom:0;mso-position-horizontal:absolute;mso-position-horizontal-relative:text;mso-position-vertical:absolute;mso-position-vertical-relative:text;mso-width-percent:0;mso-height-percent:0;mso-width-relative:page;mso-height-relative:page;v-text-anchor:middle" o:gfxdata="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" fillcolor="#eaf1dd [662]" stroked="f" strokeweight="2pt">
                 <v:fill opacity="32896f"/>
@@ -1856,6 +1754,8 @@
         </w:rPr>
         <w:t>※治療当日は飲酒や入浴をお控えください。</w:t>
       </w:r>
+      <w:bookmarkStart w:id="0" w:name="_GoBack"/>
+      <w:bookmarkEnd w:id="0"/>
     </w:p>
     <w:p>
       <w:pPr>
@@ -2881,6 +2781,26 @@
 </file>
 
 <file path=customXml/item1.xml><?xml version="1.0" encoding="utf-8"?>
+<?mso-contentType ?>
+<FormTemplates xmlns="http://schemas.microsoft.com/sharepoint/v3/contenttype/forms">
+  <Display>DocumentLibraryForm</Display>
+  <Edit>DocumentLibraryForm</Edit>
+  <New>DocumentLibraryForm</New>
+</FormTemplates>
+</file>
+
+<file path=customXml/item2.xml><?xml version="1.0" encoding="utf-8"?>
+<p:properties xmlns:p="http://schemas.microsoft.com/office/2006/metadata/properties" xmlns:xsi="http://www.w3.org/2001/XMLSchema-instance" xmlns:pc="http://schemas.microsoft.com/office/infopath/2007/PartnerControls">
+  <documentManagement>
+    <lcf76f155ced4ddcb4097134ff3c332f xmlns="de1ba629-2ef5-49ac-9285-140fa60976af">
+      <Terms xmlns="http://schemas.microsoft.com/office/infopath/2007/PartnerControls"/>
+    </lcf76f155ced4ddcb4097134ff3c332f>
+    <TaxCatchAll xmlns="4d7fb8f6-9384-49ba-9078-0024065d699e" xsi:nil="true"/>
+  </documentManagement>
+</p:properties>
+</file>
+
+<file path=customXml/item3.xml><?xml version="1.0" encoding="utf-8"?>
 <ct:contentTypeSchema xmlns:ct="http://schemas.microsoft.com/office/2006/metadata/contentType" xmlns:ma="http://schemas.microsoft.com/office/2006/metadata/properties/metaAttributes" ct:_="" ma:_="" ma:contentTypeName="ドキュメント" ma:contentTypeID="0x010100B9F3419BC2D8D64D830E9AEB8963277A" ma:contentTypeVersion="12" ma:contentTypeDescription="新しいドキュメントを作成します。" ma:contentTypeScope="" ma:versionID="aaae8dea08b675139fd36b71e1da83a8">
   <xsd:schema xmlns:xsd="http://www.w3.org/2001/XMLSchema" xmlns:xs="http://www.w3.org/2001/XMLSchema" xmlns:p="http://schemas.microsoft.com/office/2006/metadata/properties" xmlns:ns2="de1ba629-2ef5-49ac-9285-140fa60976af" xmlns:ns3="4d7fb8f6-9384-49ba-9078-0024065d699e" targetNamespace="http://schemas.microsoft.com/office/2006/metadata/properties" ma:root="true" ma:fieldsID="845626131e878e0396b23398a507c366" ns2:_="" ns3:_="">
     <xsd:import namespace="de1ba629-2ef5-49ac-9285-140fa60976af"/>
@@ -3081,31 +3001,30 @@
 </ct:contentTypeSchema>
 </file>
 
-<file path=customXml/item2.xml><?xml version="1.0" encoding="utf-8"?>
-<p:properties xmlns:p="http://schemas.microsoft.com/office/2006/metadata/properties" xmlns:xsi="http://www.w3.org/2001/XMLSchema-instance" xmlns:pc="http://schemas.microsoft.com/office/infopath/2007/PartnerControls">
-  <documentManagement>
-    <lcf76f155ced4ddcb4097134ff3c332f xmlns="de1ba629-2ef5-49ac-9285-140fa60976af">
-      <Terms xmlns="http://schemas.microsoft.com/office/infopath/2007/PartnerControls"/>
-    </lcf76f155ced4ddcb4097134ff3c332f>
-    <TaxCatchAll xmlns="4d7fb8f6-9384-49ba-9078-0024065d699e" xsi:nil="true"/>
-  </documentManagement>
-</p:properties>
-</file>
-
-<file path=customXml/item3.xml><?xml version="1.0" encoding="utf-8"?>
-<?mso-contentType ?>
-<FormTemplates xmlns="http://schemas.microsoft.com/sharepoint/v3/contenttype/forms">
-  <Display>DocumentLibraryForm</Display>
-  <Edit>DocumentLibraryForm</Edit>
-  <New>DocumentLibraryForm</New>
-</FormTemplates>
-</file>
-
 <file path=customXml/item4.xml><?xml version="1.0" encoding="utf-8"?>
 <b:Sources xmlns:b="http://schemas.openxmlformats.org/officeDocument/2006/bibliography" xmlns="http://schemas.openxmlformats.org/officeDocument/2006/bibliography" SelectedStyle="\APA.XSL" StyleName="APA"/>
 </file>
 
 <file path=customXml/itemProps1.xml><?xml version="1.0" encoding="utf-8"?>
+<ds:datastoreItem xmlns:ds="http://schemas.openxmlformats.org/officeDocument/2006/customXml" ds:itemID="{5A68F667-1667-48CD-8840-A7D899D6C578}">
+  <ds:schemaRefs>
+    <ds:schemaRef ds:uri="http://schemas.microsoft.com/sharepoint/v3/contenttype/forms"/>
+  </ds:schemaRefs>
+</ds:datastoreItem>
+</file>
+
+<file path=customXml/itemProps2.xml><?xml version="1.0" encoding="utf-8"?>
+<ds:datastoreItem xmlns:ds="http://schemas.openxmlformats.org/officeDocument/2006/customXml" ds:itemID="{7589EA34-69CA-4028-BDE5-9740726E0EE3}">
+  <ds:schemaRefs>
+    <ds:schemaRef ds:uri="http://schemas.microsoft.com/office/2006/metadata/properties"/>
+    <ds:schemaRef ds:uri="http://schemas.microsoft.com/office/infopath/2007/PartnerControls"/>
+    <ds:schemaRef ds:uri="de1ba629-2ef5-49ac-9285-140fa60976af"/>
+    <ds:schemaRef ds:uri="4d7fb8f6-9384-49ba-9078-0024065d699e"/>
+  </ds:schemaRefs>
+</ds:datastoreItem>
+</file>
+
+<file path=customXml/itemProps3.xml><?xml version="1.0" encoding="utf-8"?>
 <ds:datastoreItem xmlns:ds="http://schemas.openxmlformats.org/officeDocument/2006/customXml" ds:itemID="{0D9D22A8-B6E9-4B3C-86D5-A8FE9411F561}">
   <ds:schemaRefs>
     <ds:schemaRef ds:uri="http://schemas.microsoft.com/office/2006/metadata/contentType"/>
@@ -3124,27 +3043,8 @@
 </ds:datastoreItem>
 </file>
 
-<file path=customXml/itemProps2.xml><?xml version="1.0" encoding="utf-8"?>
-<ds:datastoreItem xmlns:ds="http://schemas.openxmlformats.org/officeDocument/2006/customXml" ds:itemID="{7589EA34-69CA-4028-BDE5-9740726E0EE3}">
-  <ds:schemaRefs>
-    <ds:schemaRef ds:uri="http://schemas.microsoft.com/office/2006/metadata/properties"/>
-    <ds:schemaRef ds:uri="http://schemas.microsoft.com/office/infopath/2007/PartnerControls"/>
-    <ds:schemaRef ds:uri="de1ba629-2ef5-49ac-9285-140fa60976af"/>
-    <ds:schemaRef ds:uri="4d7fb8f6-9384-49ba-9078-0024065d699e"/>
-  </ds:schemaRefs>
-</ds:datastoreItem>
-</file>
-
-<file path=customXml/itemProps3.xml><?xml version="1.0" encoding="utf-8"?>
-<ds:datastoreItem xmlns:ds="http://schemas.openxmlformats.org/officeDocument/2006/customXml" ds:itemID="{5A68F667-1667-48CD-8840-A7D899D6C578}">
-  <ds:schemaRefs>
-    <ds:schemaRef ds:uri="http://schemas.microsoft.com/sharepoint/v3/contenttype/forms"/>
-  </ds:schemaRefs>
-</ds:datastoreItem>
-</file>
-
 <file path=customXml/itemProps4.xml><?xml version="1.0" encoding="utf-8"?>
-<ds:datastoreItem xmlns:ds="http://schemas.openxmlformats.org/officeDocument/2006/customXml" ds:itemID="{E780954E-A842-4C2C-AA89-1375AF82BAD4}">
+<ds:datastoreItem xmlns:ds="http://schemas.openxmlformats.org/officeDocument/2006/customXml" ds:itemID="{6831227C-2388-46E2-B0BB-7D552DACD700}">
   <ds:schemaRefs>
     <ds:schemaRef ds:uri="http://schemas.openxmlformats.org/officeDocument/2006/bibliography"/>
   </ds:schemaRefs>
